--- a/Versions-html-and-docx/section_cuivres_v6.docx
+++ b/Versions-html-and-docx/section_cuivres_v6.docx
@@ -115,7 +115,7 @@
           <w:i/>
           <w:sz w:val="20"/>
         </w:rPr>
-        <w:t>Son rond et chaleureux, emblématique de la noblesse orchestrale. F1=388 Hz (zone /o/–/å/). Accord unanime des 4 sources (Backus 400–500, Giesler 250–500, Meyer ~450, SOL 388 Hz). Le Fp centroïde à 738 Hz est 6.5× plus stable que F2 (σ=734 Hz). Grande homogénéité spectrale inter-dynamiques. Convergences clés : cor + alto Δ=11 Hz (388 vs 377 Hz), cor + cor anglais Δ=64 Hz (388 vs 452 Hz). Le cor est l'instrument cuivre le plus versatile en termes de doublures orchestrales.</w:t>
+        <w:t>Son rond et chaleureux, emblématique de la noblesse orchestrale. F1=388 Hz (zone /o/–/å/). Accord unanime des 4 sources (Backus 400–500, Giesler 250–500, Meyer ~450, SOL 388 Hz). Le Fp centroïde à 738 Hz est 6.5× plus stable que F2 (σ=734 Hz). Grande homogénéité spectrale inter-dynamiques. Convergences clés : cor + alto Δ=11 Hz (388 vs 377 Hz), cor + cor anglais Δ=64 Hz (388 vs 452 Hz). Le cor est l'instrument cuivre le plus versatile en termes de doublures orchestrales. Analyse par registre : F1 monte progressivement de 237 Hz (pédale, /u/) à 484 Hz (aigu, /o/). Le registre médium (C3–E4, F1=323 Hz) converge exactement avec l'alto médium et la trompette médium (Δ=0 Hz) — fondement acoustique de la fusion cor-cordes et de l'homogénéité de la section cuivres. Le registre aigu (F1=484 Hz) converge avec la trompette grave (F1=495 Hz, Δ=11 Hz). Le Fp est remarquablement stable à travers tous les registres (698–724 Hz, variation &lt; 4 %).</w:t>
       </w:r>
     </w:p>
     <w:p>
@@ -5905,7 +5905,7 @@
           <w:i/>
           <w:sz w:val="20"/>
         </w:rPr>
-        <w:t>Son brillant et incisif, grande projection. F1 extrêmement variable (σ=642 Hz) selon le registre et la dynamique : pp=523 Hz, mf=786 Hz, ff=1 134 Hz. Le Fp centroïde à 1 046 Hz est remarquablement stable (σ=98 Hz), 10.4× plus stable que F2 (σ=1 018 Hz). F1 strict = 786 Hz (zone /å/). Les sources divergent fortement (Backus 1 000–1 500, SOL 786–1 324) car chaque source capture un registre différent. Fp=1 046 Hz est la mesure la plus représentative.</w:t>
+        <w:t>Son brillant et incisif, grande projection. F1 extrêmement variable (σ=642 Hz) selon le registre et la dynamique : pp=523 Hz, mf=786 Hz, ff=1 134 Hz. Le Fp centroïde à 1 046 Hz est remarquablement stable (σ=98 Hz), 10.4× plus stable que F2 (σ=1 018 Hz). F1 strict = 786 Hz (zone /å/). Les sources divergent fortement (Backus 1 000–1 500, SOL 786–1 324) car chaque source capture un registre différent. Fp=1 046 Hz est la mesure la plus représentative. Analyse par registre : F1 varie de 323 Hz (médium C4–G4, zone /o/) à 1 130 Hz (suraigu, zone /e/). Le registre médium (F1=323 Hz) converge exactement avec le cor médium et l'alto médium (Δ=0 Hz) — « super-cluster » à 323 Hz. Le registre grave (F1=495 Hz) converge avec le basson grave (F1=506 Hz, Δ=11 Hz) et le cor aigu (F1=484 Hz, Δ=11 Hz). Le Fp est stable (1 043–1 135 Hz, variation 9 %).</w:t>
       </w:r>
     </w:p>
     <w:p>
@@ -11585,7 +11585,7 @@
           <w:i/>
           <w:sz w:val="20"/>
         </w:rPr>
-        <w:t>Son plein et puissant, grande projection, très grande homogénéité spectrale. F1=237 Hz (zone /u/). Accord excellent entre toutes les sources pour le Fp (Backus 500, Giesler 520–600, Meyer 480–600 correspondent au Fp=1 218 Hz, pas au F1 strict). Le F1 spectral strict à 237 Hz place le trombone en /u/ — sa fusion avec les instruments de la zone /o/ opère via le Fp centroïde à 1 218 Hz.</w:t>
+        <w:t>Son plein et puissant, grande projection, très grande homogénéité spectrale. F1=237 Hz (zone /u/). Accord excellent entre toutes les sources pour le Fp (Backus 500, Giesler 520–600, Meyer 480–600 correspondent au Fp=1 218 Hz, pas au F1 strict). Le F1 spectral strict à 237 Hz place le trombone en /u/ — sa fusion avec les instruments de la zone /o/ opère via le Fp centroïde à 1 218 Hz. Analyse par registre : F1 monte de 215 Hz (grave A#1–E3, zone /u/) à 431 Hz (aigu F4–C5, zone /o/). Le registre grave (F1=215 Hz) converge exactement avec la clarinette Sib chalumeau (Δ=0 Hz) — doublure bois-cuivres grave remarquable. Le registre médium (F1=301 Hz) converge avec le hautbois grave (F1=312 Hz, Δ=11 Hz). Le Fp est stable (1 217–1 290 Hz, variation 6 %) et converge avec la contrebasse (Fp ≈ 1 283–1 297 Hz) dans tous les registres.</w:t>
       </w:r>
     </w:p>
     <w:p>
@@ -19047,7 +19047,7 @@
           <w:i/>
           <w:sz w:val="20"/>
         </w:rPr>
-        <w:t>Son profond et rond, fondation harmonique de l'orchestre. F1=226 Hz (zone /u/) — unisson formantique parfait avec le tuba contrebasse et le contrebasson (tous à 226 Hz). Accord entre sources approximatif car chaque source mesure un registre différent (Backus 200–400, Meyer 210–250). Fp=1 239 Hz capture la zone d'énergie principale du pavillon.</w:t>
+        <w:t>Son profond et rond, fondation harmonique de l'orchestre. F1=226 Hz (zone /u/) — unisson formantique parfait avec le tuba contrebasse et le contrebasson (tous à 226 Hz). Accord entre sources approximatif car chaque source mesure un registre différent (Backus 200–400, Meyer 210–250). Fp=1 239 Hz capture la zone d'énergie principale du pavillon. Analyse par registre : F1 remarquablement stable dans le grave et le médium (205 Hz les deux, zone /u/), montant légèrement à 280 Hz (aigu) et 334 Hz (suraigu, zone /o/). Les registres grave et médium (F1=205 Hz) convergent exactement avec le violoncelle suraigu (Δ=0 Hz) et avec la clarinette chalumeau (Δ=11 Hz). Le registre suraigu (F1=334 Hz) converge avec la flûte grave (Δ=0 Hz). Le Fp est stable (1 156–1 263 Hz, variation 9 %).</w:t>
       </w:r>
     </w:p>
     <w:p>
